--- a/entrega/Preguntas_por_que_estos_datos_Buenos_Aires.docx
+++ b/entrega/Preguntas_por_que_estos_datos_Buenos_Aires.docx
@@ -187,7 +187,7 @@
               <w:spacing w:after="40"/>
             </w:pPr>
             <w:r>
-              <w:t xml:space="preserve"> </w:t>
+              <w:t xml:space="preserve">Jacobo Montes Castaño y Carlos Restrepo</w:t>
             </w:r>
           </w:p>
         </w:tc>

--- a/entrega/Preguntas_por_que_estos_datos_Buenos_Aires.docx
+++ b/entrega/Preguntas_por_que_estos_datos_Buenos_Aires.docx
@@ -250,7 +250,7 @@
               <w:spacing w:after="40"/>
             </w:pPr>
             <w:r>
-              <w:t xml:space="preserve"> </w:t>
+              <w:t xml:space="preserve">https://github.com/jacoEafit/gemelo-ba</w:t>
             </w:r>
           </w:p>
         </w:tc>
